--- a/klagomål/A 13898-2026 FSC-klagomål.docx
+++ b/klagomål/A 13898-2026 FSC-klagomål.docx
@@ -216,12 +216,12 @@
         <w:spacing w:after="240"/>
       </w:pPr>
       <w:r>
-        <w:t>Figur 1. Fyndplatser för naturvårdsarter inom 15 meter från avverkningsanmälan. Markörer utan svart kant är placerade på fyndplatsen. Markörer med svart kant är placerade vid sidan av fyndplatsen och har ett svart streck som visar fyndplatsens exakta position. Kartans mittpunktskoordinat är N 7040204, E 487856 i SWEREF 99 TM.</w:t>
+        <w:t>Figur 1. Fyndplatser för naturvårdsarter i och inom 19 meter från avverkningsanmälan. Markörer utan svart kant är placerade på fyndplatsen. Markörer med svart kant är placerade vid sidan av fyndplatsen och har ett svart streck som visar fyndplatsens exakta position. Kartans mittpunktskoordinat är N 7040204, E 487856 i SWEREF 99 TM.</w:t>
       </w:r>
     </w:p>
     <w:p>
       <w:r>
-        <w:t>Inom 15 meter från avverkningsanmälan finns fynd av 2 naturvårdsarter, varav 2 är rödlistade, 1 är fridlyst och 1 är typisk (T): jämtlandsmaskros (NT, §8) och slåtterfibbla (NT, T). Se Figur 1.</w:t>
+        <w:t>I och inom 19 meter från avverkningsanmälan finns fynd av 4 naturvårdsarter, varav 3 är rödlistade, 2 är fridlysta och 2 är typiska (T): violett guldvinge (VU, §4a), jämtlandsmaskros (NT, §8), slåtterfibbla (NT, T) och kattfot (T). Se Figur 1.</w:t>
       </w:r>
     </w:p>
     <w:p>
@@ -274,6 +274,35 @@
       </w:r>
       <w:r>
         <w:t>(SLU Artdatabanken, 2025).</w:t>
+      </w:r>
+    </w:p>
+    <w:p>
+      <w:r>
+        <w:rPr>
+          <w:b/>
+        </w:rPr>
+        <w:t xml:space="preserve">Kattfot </w:t>
+      </w:r>
+      <w:r>
+        <w:t xml:space="preserve">är typisk art för </w:t>
+      </w:r>
+      <w:r>
+        <w:rPr>
+          <w:i/>
+        </w:rPr>
+        <w:t>9060 Åsbarrskog, 9070 Trädklädd betesmark, 6530 Lövängar, 6170 Alpina kalkgräsmarker, 6230 Stagg-gräsmarker, 6520 Höglänta slåtterängar, 1610 Åsöar i Östersjön, 4030 Torra hedar, 5130 Enbuskmarker, 6270 Silikatgräsmarker, 6510 Slåtterängar i låglandet</w:t>
+      </w:r>
+      <w:r>
+        <w:t xml:space="preserve"> och </w:t>
+      </w:r>
+      <w:r>
+        <w:rPr>
+          <w:i/>
+        </w:rPr>
+        <w:t>8230 Hällmarkstorräng</w:t>
+      </w:r>
+      <w:r>
+        <w:t>. Kattfot är värdväxt för bland annat de rödlistade fjärilarna kattfotsfjädermott (VU), kattfotssmåstävmal (VU), kattfotssäckmal (VU) och leverplattmal (VU) (SLU Artdatabanken, 2026).</w:t>
       </w:r>
     </w:p>
     <w:p>
@@ -366,7 +395,7 @@
         <w:rPr>
           <w:i/>
         </w:rPr>
-        <w:t>I det avverkningsanmälda skogsområdet har 2 naturvårdsarter varav 2 rödlistade arter sina livsmiljöer och växtplatser.</w:t>
+        <w:t>I det avverkningsanmälda skogsområdet har 4 naturvårdsarter varav 3 rödlistade arter sina livsmiljöer och växtplatser.</w:t>
       </w:r>
     </w:p>
     <w:p>
@@ -681,7 +710,7 @@
     <w:r>
       <w:tab/>
       <w:tab/>
-      <w:t>2026-09-14</w:t>
+      <w:t>2026-09-15</w:t>
       <w:br/>
       <w:br/>
     </w:r>

--- a/klagomål/A 13898-2026 FSC-klagomål.docx
+++ b/klagomål/A 13898-2026 FSC-klagomål.docx
@@ -710,7 +710,7 @@
     <w:r>
       <w:tab/>
       <w:tab/>
-      <w:t>2026-09-15</w:t>
+      <w:t>2026-09-16</w:t>
       <w:br/>
       <w:br/>
     </w:r>

--- a/klagomål/A 13898-2026 FSC-klagomål.docx
+++ b/klagomål/A 13898-2026 FSC-klagomål.docx
@@ -710,7 +710,7 @@
     <w:r>
       <w:tab/>
       <w:tab/>
-      <w:t>2026-09-16</w:t>
+      <w:t>2026-09-17</w:t>
       <w:br/>
       <w:br/>
     </w:r>

--- a/klagomål/A 13898-2026 FSC-klagomål.docx
+++ b/klagomål/A 13898-2026 FSC-klagomål.docx
@@ -710,7 +710,7 @@
     <w:r>
       <w:tab/>
       <w:tab/>
-      <w:t>2026-09-17</w:t>
+      <w:t>2026-09-18</w:t>
       <w:br/>
       <w:br/>
     </w:r>

--- a/klagomål/A 13898-2026 FSC-klagomål.docx
+++ b/klagomål/A 13898-2026 FSC-klagomål.docx
@@ -710,7 +710,7 @@
     <w:r>
       <w:tab/>
       <w:tab/>
-      <w:t>2026-09-18</w:t>
+      <w:t>2026-09-19</w:t>
       <w:br/>
       <w:br/>
     </w:r>

--- a/klagomål/A 13898-2026 FSC-klagomål.docx
+++ b/klagomål/A 13898-2026 FSC-klagomål.docx
@@ -710,7 +710,7 @@
     <w:r>
       <w:tab/>
       <w:tab/>
-      <w:t>2026-09-19</w:t>
+      <w:t>2026-09-21</w:t>
       <w:br/>
       <w:br/>
     </w:r>

--- a/klagomål/A 13898-2026 FSC-klagomål.docx
+++ b/klagomål/A 13898-2026 FSC-klagomål.docx
@@ -710,7 +710,7 @@
     <w:r>
       <w:tab/>
       <w:tab/>
-      <w:t>2026-09-21</w:t>
+      <w:t>2026-09-23</w:t>
       <w:br/>
       <w:br/>
     </w:r>

--- a/klagomål/A 13898-2026 FSC-klagomål.docx
+++ b/klagomål/A 13898-2026 FSC-klagomål.docx
@@ -710,7 +710,7 @@
     <w:r>
       <w:tab/>
       <w:tab/>
-      <w:t>2026-09-23</w:t>
+      <w:t>2026-09-24</w:t>
       <w:br/>
       <w:br/>
     </w:r>

--- a/klagomål/A 13898-2026 FSC-klagomål.docx
+++ b/klagomål/A 13898-2026 FSC-klagomål.docx
@@ -710,7 +710,7 @@
     <w:r>
       <w:tab/>
       <w:tab/>
-      <w:t>2026-09-24</w:t>
+      <w:t>2026-09-25</w:t>
       <w:br/>
       <w:br/>
     </w:r>

--- a/klagomål/A 13898-2026 FSC-klagomål.docx
+++ b/klagomål/A 13898-2026 FSC-klagomål.docx
@@ -710,7 +710,7 @@
     <w:r>
       <w:tab/>
       <w:tab/>
-      <w:t>2026-09-25</w:t>
+      <w:t>2026-09-26</w:t>
       <w:br/>
       <w:br/>
     </w:r>

--- a/klagomål/A 13898-2026 FSC-klagomål.docx
+++ b/klagomål/A 13898-2026 FSC-klagomål.docx
@@ -710,7 +710,7 @@
     <w:r>
       <w:tab/>
       <w:tab/>
-      <w:t>2026-09-26</w:t>
+      <w:t>2026-09-27</w:t>
       <w:br/>
       <w:br/>
     </w:r>

--- a/klagomål/A 13898-2026 FSC-klagomål.docx
+++ b/klagomål/A 13898-2026 FSC-klagomål.docx
@@ -710,7 +710,7 @@
     <w:r>
       <w:tab/>
       <w:tab/>
-      <w:t>2026-09-27</w:t>
+      <w:t>2026-09-28</w:t>
       <w:br/>
       <w:br/>
     </w:r>

--- a/klagomål/A 13898-2026 FSC-klagomål.docx
+++ b/klagomål/A 13898-2026 FSC-klagomål.docx
@@ -710,7 +710,7 @@
     <w:r>
       <w:tab/>
       <w:tab/>
-      <w:t>2026-09-28</w:t>
+      <w:t>2026-09-29</w:t>
       <w:br/>
       <w:br/>
     </w:r>

--- a/klagomål/A 13898-2026 FSC-klagomål.docx
+++ b/klagomål/A 13898-2026 FSC-klagomål.docx
@@ -710,7 +710,7 @@
     <w:r>
       <w:tab/>
       <w:tab/>
-      <w:t>2026-09-29</w:t>
+      <w:t>2026-09-30</w:t>
       <w:br/>
       <w:br/>
     </w:r>

--- a/klagomål/A 13898-2026 FSC-klagomål.docx
+++ b/klagomål/A 13898-2026 FSC-klagomål.docx
@@ -216,12 +216,12 @@
         <w:spacing w:after="240"/>
       </w:pPr>
       <w:r>
-        <w:t>Figur 1. Fyndplatser för naturvårdsarter i och inom 19 meter från avverkningsanmälan. Markörer utan svart kant är placerade på fyndplatsen. Markörer med svart kant är placerade vid sidan av fyndplatsen och har ett svart streck som visar fyndplatsens exakta position. Kartans mittpunktskoordinat är N 7040204, E 487856 i SWEREF 99 TM.</w:t>
+        <w:t>Figur 1. Fyndplatser för naturvårdsarter i och inom 23 meter från avverkningsanmälan. Markörer utan svart kant är placerade på fyndplatsen. Markörer med svart kant är placerade vid sidan av fyndplatsen och har ett svart streck som visar fyndplatsens exakta position. Kartans mittpunktskoordinat är N 7040204, E 487856 i SWEREF 99 TM.</w:t>
       </w:r>
     </w:p>
     <w:p>
       <w:r>
-        <w:t>I och inom 19 meter från avverkningsanmälan finns fynd av 4 naturvårdsarter, varav 3 är rödlistade, 2 är fridlysta och 2 är typiska (T): violett guldvinge (VU, §4a), jämtlandsmaskros (NT, §8), slåtterfibbla (NT, T) och kattfot (T). Se Figur 1.</w:t>
+        <w:t>I och inom 23 meter från avverkningsanmälan finns fynd av 4 naturvårdsarter, varav 3 är rödlistade, 2 är fridlysta och 2 är typiska (T): violett guldvinge (VU, §4a), jämtlandsmaskros (NT, §8), slåtterfibbla (NT, T) och kattfot (T). Se Figur 1.</w:t>
       </w:r>
     </w:p>
     <w:p>
@@ -710,7 +710,7 @@
     <w:r>
       <w:tab/>
       <w:tab/>
-      <w:t>2026-09-30</w:t>
+      <w:t>2026-10-01</w:t>
       <w:br/>
       <w:br/>
     </w:r>

--- a/klagomål/A 13898-2026 FSC-klagomål.docx
+++ b/klagomål/A 13898-2026 FSC-klagomål.docx
@@ -710,7 +710,7 @@
     <w:r>
       <w:tab/>
       <w:tab/>
-      <w:t>2026-10-01</w:t>
+      <w:t>2026-10-02</w:t>
       <w:br/>
       <w:br/>
     </w:r>

--- a/klagomål/A 13898-2026 FSC-klagomål.docx
+++ b/klagomål/A 13898-2026 FSC-klagomål.docx
@@ -710,7 +710,7 @@
     <w:r>
       <w:tab/>
       <w:tab/>
-      <w:t>2026-10-02</w:t>
+      <w:t>2026-10-03</w:t>
       <w:br/>
       <w:br/>
     </w:r>

--- a/klagomål/A 13898-2026 FSC-klagomål.docx
+++ b/klagomål/A 13898-2026 FSC-klagomål.docx
@@ -710,7 +710,7 @@
     <w:r>
       <w:tab/>
       <w:tab/>
-      <w:t>2026-10-03</w:t>
+      <w:t>2026-10-04</w:t>
       <w:br/>
       <w:br/>
     </w:r>

--- a/klagomål/A 13898-2026 FSC-klagomål.docx
+++ b/klagomål/A 13898-2026 FSC-klagomål.docx
@@ -710,7 +710,7 @@
     <w:r>
       <w:tab/>
       <w:tab/>
-      <w:t>2026-10-04</w:t>
+      <w:t>2026-10-05</w:t>
       <w:br/>
       <w:br/>
     </w:r>

--- a/klagomål/A 13898-2026 FSC-klagomål.docx
+++ b/klagomål/A 13898-2026 FSC-klagomål.docx
@@ -710,7 +710,7 @@
     <w:r>
       <w:tab/>
       <w:tab/>
-      <w:t>2026-10-05</w:t>
+      <w:t>2026-10-06</w:t>
       <w:br/>
       <w:br/>
     </w:r>

--- a/klagomål/A 13898-2026 FSC-klagomål.docx
+++ b/klagomål/A 13898-2026 FSC-klagomål.docx
@@ -710,7 +710,7 @@
     <w:r>
       <w:tab/>
       <w:tab/>
-      <w:t>2026-10-06</w:t>
+      <w:t>2026-10-07</w:t>
       <w:br/>
       <w:br/>
     </w:r>

--- a/klagomål/A 13898-2026 FSC-klagomål.docx
+++ b/klagomål/A 13898-2026 FSC-klagomål.docx
@@ -710,7 +710,7 @@
     <w:r>
       <w:tab/>
       <w:tab/>
-      <w:t>2026-10-07</w:t>
+      <w:t>2026-10-08</w:t>
       <w:br/>
       <w:br/>
     </w:r>

--- a/klagomål/A 13898-2026 FSC-klagomål.docx
+++ b/klagomål/A 13898-2026 FSC-klagomål.docx
@@ -710,7 +710,7 @@
     <w:r>
       <w:tab/>
       <w:tab/>
-      <w:t>2026-10-08</w:t>
+      <w:t>2026-10-09</w:t>
       <w:br/>
       <w:br/>
     </w:r>

--- a/klagomål/A 13898-2026 FSC-klagomål.docx
+++ b/klagomål/A 13898-2026 FSC-klagomål.docx
@@ -710,7 +710,7 @@
     <w:r>
       <w:tab/>
       <w:tab/>
-      <w:t>2026-10-09</w:t>
+      <w:t>2026-10-10</w:t>
       <w:br/>
       <w:br/>
     </w:r>

--- a/klagomål/A 13898-2026 FSC-klagomål.docx
+++ b/klagomål/A 13898-2026 FSC-klagomål.docx
@@ -710,7 +710,7 @@
     <w:r>
       <w:tab/>
       <w:tab/>
-      <w:t>2026-10-10</w:t>
+      <w:t>2026-10-11</w:t>
       <w:br/>
       <w:br/>
     </w:r>

--- a/klagomål/A 13898-2026 FSC-klagomål.docx
+++ b/klagomål/A 13898-2026 FSC-klagomål.docx
@@ -710,7 +710,7 @@
     <w:r>
       <w:tab/>
       <w:tab/>
-      <w:t>2026-10-11</w:t>
+      <w:t>2026-10-12</w:t>
       <w:br/>
       <w:br/>
     </w:r>

--- a/klagomål/A 13898-2026 FSC-klagomål.docx
+++ b/klagomål/A 13898-2026 FSC-klagomål.docx
@@ -710,7 +710,7 @@
     <w:r>
       <w:tab/>
       <w:tab/>
-      <w:t>2026-10-12</w:t>
+      <w:t>2026-10-13</w:t>
       <w:br/>
       <w:br/>
     </w:r>

--- a/klagomål/A 13898-2026 FSC-klagomål.docx
+++ b/klagomål/A 13898-2026 FSC-klagomål.docx
@@ -710,7 +710,7 @@
     <w:r>
       <w:tab/>
       <w:tab/>
-      <w:t>2026-10-13</w:t>
+      <w:t>2026-10-14</w:t>
       <w:br/>
       <w:br/>
     </w:r>

--- a/klagomål/A 13898-2026 FSC-klagomål.docx
+++ b/klagomål/A 13898-2026 FSC-klagomål.docx
@@ -710,7 +710,7 @@
     <w:r>
       <w:tab/>
       <w:tab/>
-      <w:t>2026-10-14</w:t>
+      <w:t>2026-10-15</w:t>
       <w:br/>
       <w:br/>
     </w:r>

--- a/klagomål/A 13898-2026 FSC-klagomål.docx
+++ b/klagomål/A 13898-2026 FSC-klagomål.docx
@@ -710,7 +710,7 @@
     <w:r>
       <w:tab/>
       <w:tab/>
-      <w:t>2026-10-15</w:t>
+      <w:t>2026-10-16</w:t>
       <w:br/>
       <w:br/>
     </w:r>

--- a/klagomål/A 13898-2026 FSC-klagomål.docx
+++ b/klagomål/A 13898-2026 FSC-klagomål.docx
@@ -710,7 +710,7 @@
     <w:r>
       <w:tab/>
       <w:tab/>
-      <w:t>2026-10-16</w:t>
+      <w:t>2026-10-17</w:t>
       <w:br/>
       <w:br/>
     </w:r>

--- a/klagomål/A 13898-2026 FSC-klagomål.docx
+++ b/klagomål/A 13898-2026 FSC-klagomål.docx
@@ -710,7 +710,7 @@
     <w:r>
       <w:tab/>
       <w:tab/>
-      <w:t>2026-10-17</w:t>
+      <w:t>2026-10-18</w:t>
       <w:br/>
       <w:br/>
     </w:r>

--- a/klagomål/A 13898-2026 FSC-klagomål.docx
+++ b/klagomål/A 13898-2026 FSC-klagomål.docx
@@ -710,7 +710,7 @@
     <w:r>
       <w:tab/>
       <w:tab/>
-      <w:t>2026-10-18</w:t>
+      <w:t>2026-10-19</w:t>
       <w:br/>
       <w:br/>
     </w:r>

--- a/klagomål/A 13898-2026 FSC-klagomål.docx
+++ b/klagomål/A 13898-2026 FSC-klagomål.docx
@@ -710,7 +710,7 @@
     <w:r>
       <w:tab/>
       <w:tab/>
-      <w:t>2026-10-19</w:t>
+      <w:t>2026-10-20</w:t>
       <w:br/>
       <w:br/>
     </w:r>

--- a/klagomål/A 13898-2026 FSC-klagomål.docx
+++ b/klagomål/A 13898-2026 FSC-klagomål.docx
@@ -710,7 +710,7 @@
     <w:r>
       <w:tab/>
       <w:tab/>
-      <w:t>2026-10-20</w:t>
+      <w:t>2026-10-21</w:t>
       <w:br/>
       <w:br/>
     </w:r>

--- a/klagomål/A 13898-2026 FSC-klagomål.docx
+++ b/klagomål/A 13898-2026 FSC-klagomål.docx
@@ -710,7 +710,7 @@
     <w:r>
       <w:tab/>
       <w:tab/>
-      <w:t>2026-10-21</w:t>
+      <w:t>2026-10-22</w:t>
       <w:br/>
       <w:br/>
     </w:r>

--- a/klagomål/A 13898-2026 FSC-klagomål.docx
+++ b/klagomål/A 13898-2026 FSC-klagomål.docx
@@ -710,7 +710,7 @@
     <w:r>
       <w:tab/>
       <w:tab/>
-      <w:t>2026-10-22</w:t>
+      <w:t>2026-10-23</w:t>
       <w:br/>
       <w:br/>
     </w:r>

--- a/klagomål/A 13898-2026 FSC-klagomål.docx
+++ b/klagomål/A 13898-2026 FSC-klagomål.docx
@@ -710,7 +710,7 @@
     <w:r>
       <w:tab/>
       <w:tab/>
-      <w:t>2026-10-23</w:t>
+      <w:t>2026-10-24</w:t>
       <w:br/>
       <w:br/>
     </w:r>

--- a/klagomål/A 13898-2026 FSC-klagomål.docx
+++ b/klagomål/A 13898-2026 FSC-klagomål.docx
@@ -710,7 +710,7 @@
     <w:r>
       <w:tab/>
       <w:tab/>
-      <w:t>2026-10-24</w:t>
+      <w:t>2026-10-25</w:t>
       <w:br/>
       <w:br/>
     </w:r>

--- a/klagomål/A 13898-2026 FSC-klagomål.docx
+++ b/klagomål/A 13898-2026 FSC-klagomål.docx
@@ -710,7 +710,7 @@
     <w:r>
       <w:tab/>
       <w:tab/>
-      <w:t>2026-10-25</w:t>
+      <w:t>2026-10-26</w:t>
       <w:br/>
       <w:br/>
     </w:r>

--- a/klagomål/A 13898-2026 FSC-klagomål.docx
+++ b/klagomål/A 13898-2026 FSC-klagomål.docx
@@ -710,7 +710,7 @@
     <w:r>
       <w:tab/>
       <w:tab/>
-      <w:t>2026-10-26</w:t>
+      <w:t>2026-10-27</w:t>
       <w:br/>
       <w:br/>
     </w:r>

--- a/klagomål/A 13898-2026 FSC-klagomål.docx
+++ b/klagomål/A 13898-2026 FSC-klagomål.docx
@@ -710,7 +710,7 @@
     <w:r>
       <w:tab/>
       <w:tab/>
-      <w:t>2026-10-27</w:t>
+      <w:t>2026-10-28</w:t>
       <w:br/>
       <w:br/>
     </w:r>

--- a/klagomål/A 13898-2026 FSC-klagomål.docx
+++ b/klagomål/A 13898-2026 FSC-klagomål.docx
@@ -710,7 +710,7 @@
     <w:r>
       <w:tab/>
       <w:tab/>
-      <w:t>2026-10-28</w:t>
+      <w:t>2026-10-29</w:t>
       <w:br/>
       <w:br/>
     </w:r>

--- a/klagomål/A 13898-2026 FSC-klagomål.docx
+++ b/klagomål/A 13898-2026 FSC-klagomål.docx
@@ -710,7 +710,7 @@
     <w:r>
       <w:tab/>
       <w:tab/>
-      <w:t>2026-10-29</w:t>
+      <w:t>2026-10-31</w:t>
       <w:br/>
       <w:br/>
     </w:r>
